--- a/HW02_A2_17897372087190755.docx
+++ b/HW02_A2_17897372087190755.docx
@@ -204,8 +204,16 @@
             </w:r>
           </w:p>
           <w:p>
+            <w:commentRangeStart w:id="1"/>
             <w:r>
               <w:t>The last node in the list has pointer value -1</w:t>
+            </w:r>
+            <w:commentRangeEnd w:id="1"/>
+            <w:r>
+              <w:rPr>
+                <w:rStyle w:val="CommentReference"/>
+              </w:rPr>
+              <w:commentReference w:id="1"/>
             </w:r>
           </w:p>
         </w:tc>
@@ -460,6 +468,7 @@
             <w:tcW w:w="8277" w:type="dxa"/>
           </w:tcPr>
           <w:p>
+            <w:commentRangeStart w:id="2"/>
             <w:proofErr w:type="spellStart"/>
             <w:proofErr w:type="gramStart"/>
             <w:r>
@@ -472,6 +481,13 @@
             <w:proofErr w:type="gramEnd"/>
             <w:r>
               <w:t>7] changes to 1</w:t>
+            </w:r>
+            <w:commentRangeEnd w:id="2"/>
+            <w:r>
+              <w:rPr>
+                <w:rStyle w:val="CommentReference"/>
+              </w:rPr>
+              <w:commentReference w:id="2"/>
             </w:r>
           </w:p>
           <w:p>
@@ -509,6 +525,7 @@
             <w:tcW w:w="8277" w:type="dxa"/>
           </w:tcPr>
           <w:p>
+            <w:commentRangeStart w:id="3"/>
             <w:proofErr w:type="spellStart"/>
             <w:r>
               <w:t>heapStartPointer</w:t>
@@ -538,6 +555,13 @@
             </w:r>
             <w:r>
               <w:t>index of the next free node.</w:t>
+            </w:r>
+            <w:commentRangeEnd w:id="3"/>
+            <w:r>
+              <w:rPr>
+                <w:rStyle w:val="CommentReference"/>
+              </w:rPr>
+              <w:commentReference w:id="3"/>
             </w:r>
           </w:p>
           <w:p/>
@@ -1159,6 +1183,7 @@
                 <w:lang w:eastAsia="zh-CN"/>
               </w:rPr>
             </w:pPr>
+            <w:commentRangeStart w:id="4"/>
             <w:r>
               <w:rPr>
                 <w:lang w:eastAsia="zh-CN"/>
@@ -1179,6 +1204,13 @@
                 <w:lang w:eastAsia="zh-CN"/>
               </w:rPr>
               <w:t xml:space="preserve"> 0</w:t>
+            </w:r>
+            <w:commentRangeEnd w:id="4"/>
+            <w:r>
+              <w:rPr>
+                <w:rStyle w:val="CommentReference"/>
+              </w:rPr>
+              <w:commentReference w:id="4"/>
             </w:r>
           </w:p>
           <w:p>
@@ -2087,6 +2119,7 @@
                 <w:lang w:eastAsia="zh-CN"/>
               </w:rPr>
             </w:pPr>
+            <w:commentRangeStart w:id="5"/>
             <w:r>
               <w:rPr>
                 <w:lang w:eastAsia="zh-CN"/>
@@ -2162,6 +2195,13 @@
               <w:t>nullPointer</w:t>
             </w:r>
             <w:proofErr w:type="spellEnd"/>
+            <w:commentRangeEnd w:id="5"/>
+            <w:r>
+              <w:rPr>
+                <w:rStyle w:val="CommentReference"/>
+              </w:rPr>
+              <w:commentReference w:id="5"/>
+            </w:r>
           </w:p>
           <w:p>
             <w:pPr>
@@ -2228,6 +2268,7 @@
                 <w:lang w:eastAsia="zh-CN"/>
               </w:rPr>
             </w:pPr>
+            <w:commentRangeStart w:id="6"/>
             <w:r>
               <w:t xml:space="preserve">The index of the first node can be found directly using </w:t>
             </w:r>
@@ -2238,6 +2279,13 @@
             <w:proofErr w:type="spellEnd"/>
             <w:r>
               <w:t>, while the index of the last node can only be found by traversing the list to the end.</w:t>
+            </w:r>
+            <w:commentRangeEnd w:id="6"/>
+            <w:r>
+              <w:rPr>
+                <w:rStyle w:val="CommentReference"/>
+              </w:rPr>
+              <w:commentReference w:id="6"/>
             </w:r>
           </w:p>
         </w:tc>
@@ -2276,6 +2324,7 @@
                 <w:lang w:eastAsia="zh-CN"/>
               </w:rPr>
             </w:pPr>
+            <w:commentRangeStart w:id="7"/>
             <w:r>
               <w:rPr>
                 <w:rFonts w:hint="eastAsia"/>
@@ -2318,6 +2367,13 @@
                 </wp:inline>
               </w:drawing>
             </w:r>
+            <w:commentRangeEnd w:id="7"/>
+            <w:r>
+              <w:rPr>
+                <w:rStyle w:val="CommentReference"/>
+              </w:rPr>
+              <w:commentReference w:id="7"/>
+            </w:r>
           </w:p>
           <w:p/>
         </w:tc>
@@ -2363,11 +2419,19 @@
                 <w:lang w:eastAsia="zh-CN"/>
               </w:rPr>
             </w:pPr>
+            <w:commentRangeStart w:id="8"/>
             <w:r>
               <w:rPr>
                 <w:lang w:eastAsia="zh-CN"/>
               </w:rPr>
               <w:t>40, 80</w:t>
+            </w:r>
+            <w:commentRangeEnd w:id="8"/>
+            <w:r>
+              <w:rPr>
+                <w:rStyle w:val="CommentReference"/>
+              </w:rPr>
+              <w:commentReference w:id="8"/>
             </w:r>
           </w:p>
           <w:p>
@@ -2407,8 +2471,16 @@
             <w:tcW w:w="8277" w:type="dxa"/>
           </w:tcPr>
           <w:p>
+            <w:commentRangeStart w:id="9"/>
             <w:r>
               <w:t>3</w:t>
+            </w:r>
+            <w:commentRangeEnd w:id="9"/>
+            <w:r>
+              <w:rPr>
+                <w:rStyle w:val="CommentReference"/>
+              </w:rPr>
+              <w:commentReference w:id="9"/>
             </w:r>
           </w:p>
           <w:p/>
@@ -2436,8 +2508,16 @@
             <w:tcW w:w="8277" w:type="dxa"/>
           </w:tcPr>
           <w:p>
+            <w:commentRangeStart w:id="10"/>
             <w:r>
               <w:t>Starting from the root, 40 is smaller than 50 so go left.</w:t>
+            </w:r>
+            <w:commentRangeEnd w:id="10"/>
+            <w:r>
+              <w:rPr>
+                <w:rStyle w:val="CommentReference"/>
+              </w:rPr>
+              <w:commentReference w:id="10"/>
             </w:r>
           </w:p>
           <w:p>
@@ -2470,8 +2550,16 @@
             <w:tcW w:w="8277" w:type="dxa"/>
           </w:tcPr>
           <w:p>
+            <w:commentRangeStart w:id="11"/>
             <w:r>
               <w:t>The tree is not balanced because all nodes are on the right branch. The height is relatively high so searching takes more jumps than a balanced tree.</w:t>
+            </w:r>
+            <w:commentRangeEnd w:id="11"/>
+            <w:r>
+              <w:rPr>
+                <w:rStyle w:val="CommentReference"/>
+              </w:rPr>
+              <w:commentReference w:id="11"/>
             </w:r>
           </w:p>
         </w:tc>
@@ -3368,6 +3456,88 @@
     </w:sectPr>
   </w:body>
 </w:document>
+</file>
+
+<file path=word/comments.xml><?xml version="1.0" encoding="utf-8"?>
+<w:comments xmlns:w="http://schemas.openxmlformats.org/wordprocessingml/2006/main">
+  <w:comment w:id="1" w:author="Teacher" w:date="2026-09-25T15:00:00Z" w:initials="T">
+    <w:p>
+      <w:r>
+        <w:t xml:space="preserve">3/4 - startPointer = 0 is correct, and you correctly identify the last node as the one whose pointer is -1. The mark lost is for the other half of the explanation: how the program gets there - it must start at startPointer and follow the next pointer from each node in turn until it meets -1. (-1)</w:t>
+      </w:r>
+    </w:p>
+  </w:comment>
+  <w:comment w:id="2" w:author="Teacher" w:date="2026-09-25T15:00:00Z" w:initials="T">
+    <w:p>
+      <w:r>
+        <w:t xml:space="preserve">3/4 - You correctly identify the last node's pointer (index 7) and that it changes to the new node's index - 1 is heapStartPointer, so that is right. The change to heapStartPointer (to 4) is correct as well. The mark lost is for the second of the two node pointers: the new node's own pointer must be set to -1, so that it becomes the new last node. (-1)</w:t>
+      </w:r>
+    </w:p>
+  </w:comment>
+  <w:comment w:id="3" w:author="Teacher" w:date="2026-09-25T15:00:00Z" w:initials="T">
+    <w:p>
+      <w:r>
+        <w:t xml:space="preserve">4/4 - Full marks. The key point is correct: heapStartPointer is set to the pointer stored in the node that was taken, so it moves one step along the free list and always points at the first free node. For a fuller answer you could add that the node taken then leaves the free list.</w:t>
+      </w:r>
+    </w:p>
+  </w:comment>
+  <w:comment w:id="4" w:author="Teacher" w:date="2026-09-25T15:00:00Z" w:initials="T">
+    <w:p>
+      <w:r>
+        <w:t xml:space="preserve">8/10 - The header, the empty-list check returning -1, the traversal and the update and return of the maximum are all correct. The two missing marks are for initialising `max` from the first node: starting at 0 gives the right answer for this data, but a list whose values were all negative would return 0 - a value that is not in the list at all. (-2)</w:t>
+      </w:r>
+    </w:p>
+  </w:comment>
+  <w:comment w:id="5" w:author="Teacher" w:date="2026-09-25T15:00:00Z" w:initials="T">
+    <w:p>
+      <w:r>
+        <w:t xml:space="preserve">9/12 - Most of the procedure is right: the full check, taking the node from the heap and advancing heapStartPointer in the correct order (before the new node's pointer is overwritten), storing the data, traversing to the last node and linking it - all correct. Three marks are lost. Two are for the missing empty-list case: if startPointer is -1 there is no last node to link to, and the algorithm must make the new node the start of the list instead. The third is for the last line, `myLinkedListPointers[myLinkedListPointer[currentPointer]] &lt;- nullPointer`, which refers to `myLinkedListPointer` - a name that does not exist - and in any case should set the NEW node's pointer to null using the new node's index. (-3)</w:t>
+      </w:r>
+    </w:p>
+  </w:comment>
+  <w:comment w:id="6" w:author="Teacher" w:date="2026-09-25T15:00:00Z" w:initials="T">
+    <w:p>
+      <w:r>
+        <w:t xml:space="preserve">4/5 - You have the key contrast: the first node's index is available directly from startPointer, while the last node's index can only be found by traversing the list. The missing mark is for saying WHY the last node has to be found - the new node must be linked to it, and that is what forces the traversal. (-1)</w:t>
+      </w:r>
+    </w:p>
+  </w:comment>
+  <w:comment w:id="7" w:author="Teacher" w:date="2026-09-25T15:00:00Z" w:initials="T">
+    <w:p>
+      <w:r>
+        <w:t xml:space="preserve">6/8 - The root and the two children of the root are correct. Both remaining marks are lost on the connections lower down: as drawn, node 40 hangs from node 20 and node 80 hangs from node 60, so the tree becomes a chain of depth 3 instead of a balanced tree of depth 2. Your own answers in (b) and (c) confirm the same reading - you give the leaves as 40 and 80, and the height as 3. In a binary search tree 40 must be the RIGHT child of 30 and 80 the RIGHT child of 70: everything in 30's right subtree must be greater than 30, and everything in 70's right subtree greater than 70. (-2)</w:t>
+      </w:r>
+    </w:p>
+  </w:comment>
+  <w:comment w:id="8" w:author="Teacher" w:date="2026-09-25T15:00:00Z" w:initials="T">
+    <w:p>
+      <w:r>
+        <w:t xml:space="preserve">6/6 - Full marks. Your answers follow correctly from the tree you drew in part (a): if 40 hangs from 20 and 80 from 60, then 40 and 80 are indeed the leaves, and 60 is at level 3. This is marked as a follow-through (FT) answer, so no marks are lost here. It is only the tree itself in (a) that is not right: in a binary search tree 40 must be the right child of 30, and 80 the right child of 70.</w:t>
+      </w:r>
+    </w:p>
+  </w:comment>
+  <w:comment w:id="9" w:author="Teacher" w:date="2026-09-25T15:00:00Z" w:initials="T">
+    <w:p>
+      <w:r>
+        <w:t xml:space="preserve">3/3 - Full marks. A height of 3 is consistent with the tree you drew in (a), so this is marked as a follow-through (FT) answer. (For the corrected tree the height would be 2 - the number of edges from the root to the deepest leaf.)</w:t>
+      </w:r>
+    </w:p>
+  </w:comment>
+  <w:comment w:id="10" w:author="Teacher" w:date="2026-09-25T15:00:00Z" w:initials="T">
+    <w:p>
+      <w:r>
+        <w:t xml:space="preserve">5/5 - Full marks. Your description is consistent with the tree you drew in (a), so it is marked as a follow-through (FT) answer: starting at the root, 40 &lt; 50 so the search goes left, and it then follows the chain down through 30 and 20 to 40. (On the corrected tree the sequence would be 50, then 30, then 40.)</w:t>
+      </w:r>
+    </w:p>
+  </w:comment>
+  <w:comment w:id="11" w:author="Teacher" w:date="2026-09-25T15:00:00Z" w:initials="T">
+    <w:p>
+      <w:r>
+        <w:t xml:space="preserve">1/3 - You correctly identify that the tree becomes a chain and that its height is high. Two points are missing: that because there is no branching the search space is not halved at each step, and the conclusion that the search therefore degenerates into a linear scan - O(n) rather than the O(log n) of a balanced tree. (-2)</w:t>
+      </w:r>
+    </w:p>
+  </w:comment>
+</w:comments>
 </file>
 
 <file path=word/endnotes.xml><?xml version="1.0" encoding="utf-8"?>
